--- a/AI/cluster_analysis/template/method_template.docx
+++ b/AI/cluster_analysis/template/method_template.docx
@@ -32,7 +32,7 @@
           <w:sz w:val="21"/>
           <w:szCs w:val="21"/>
         </w:rPr>
-        <w:t xml:space="preserve">AquaBlend · Analysis &amp; AI · Word equivalent of sections/clustering_methods/00-template.tex</w:t>
+        <w:t xml:space="preserve">AquaBlend · Analysis &amp; AI · Word equivalent of template/method_template.tex</w:t>
       </w:r>
     </w:p>
     <w:p>
@@ -54,52 +54,44 @@
     </w:p>
     <w:p>
       <w:pPr>
+        <w:spacing w:after="120"/>
+      </w:pPr>
+      <w:r>
+        <w:rPr>
+          <w:sz w:val="21"/>
+          <w:szCs w:val="21"/>
+        </w:rPr>
+        <w:t xml:space="preserve">Copy this file — do not edit it in place. Save your copy as clustering_methods/&lt;family&gt;/NN-&lt;name&gt;, and hand it to whoever assembles the document.</w:t>
+      </w:r>
+    </w:p>
+    <w:p>
+      <w:pPr>
+        <w:spacing w:after="120"/>
+      </w:pPr>
+      <w:r>
+        <w:rPr>
+          <w:sz w:val="21"/>
+          <w:szCs w:val="21"/>
+        </w:rPr>
+        <w:t xml:space="preserve">Keep the ten parts in the order given. The comparison section aggregates across methods part by part, so a merged or renamed part cannot be compared with the others.</w:t>
+      </w:r>
+    </w:p>
+    <w:p>
+      <w:pPr>
+        <w:spacing w:after="120"/>
+      </w:pPr>
+      <w:r>
+        <w:rPr>
+          <w:sz w:val="21"/>
+          <w:szCs w:val="21"/>
+        </w:rPr>
+        <w:t xml:space="preserve">Heading levels are deliberate. The name is Heading 3 and the parts are Heading 4, so the file assembles into the document at the right depth. Do not change them.</w:t>
+      </w:r>
+    </w:p>
+    <w:p>
+      <w:pPr>
         <w:shd w:fill="F2F5F8" w:color="auto" w:val="clear"/>
-        <w:spacing w:after="100"/>
-        <w:ind w:left="200" w:right="200"/>
-      </w:pPr>
-      <w:r>
-        <w:rPr>
-          <w:sz w:val="21"/>
-          <w:szCs w:val="21"/>
-        </w:rPr>
-        <w:t xml:space="preserve">Copy this file — do not edit it in place. Save your copy as &lt;family&gt;/NN-&lt;method-name&gt;.docx, replace &lt;METHOD NAME&gt; in the heading below, then delete every bracketed italic prompt as you replace it with your own text.</w:t>
-      </w:r>
-    </w:p>
-    <w:p>
-      <w:pPr>
-        <w:shd w:fill="F2F5F8" w:color="auto" w:val="clear"/>
-        <w:spacing w:after="100"/>
-        <w:ind w:left="200" w:right="200"/>
-      </w:pPr>
-      <w:r>
-        <w:rPr>
-          <w:b/>
-          <w:bCs/>
-          <w:sz w:val="21"/>
-          <w:szCs w:val="21"/>
-        </w:rPr>
-        <w:t xml:space="preserve">Keep the nine parts in the order given. The comparison section aggregates across methods and relies on every write-up reporting the same things in the same sequence. Do not add, remove, merge or reorder parts. If a part genuinely does not apply, keep the heading and write one sentence saying why.</w:t>
-      </w:r>
-    </w:p>
-    <w:p>
-      <w:pPr>
-        <w:shd w:fill="F2F5F8" w:color="auto" w:val="clear"/>
-        <w:spacing w:after="160"/>
-        <w:ind w:left="200" w:right="200"/>
-      </w:pPr>
-      <w:r>
-        <w:rPr>
-          <w:sz w:val="21"/>
-          <w:szCs w:val="21"/>
-        </w:rPr>
-        <w:t xml:space="preserve">Heading levels are deliberate. The method name is Heading 3 and the nine parts are Heading 4, matching the LaTeX subsubsection/paragraph levels, so a finished copy can be pasted straight into the master document at the correct depth. Do not promote the headings.</w:t>
-      </w:r>
-    </w:p>
-    <w:p>
-      <w:pPr>
-        <w:shd w:fill="F2F5F8" w:color="auto" w:val="clear"/>
-        <w:spacing w:after="100"/>
+        <w:spacing w:after="140"/>
         <w:ind w:left="200" w:right="200"/>
       </w:pPr>
       <w:r>
@@ -107,69 +99,135 @@
           <w:b/>
           <w:bCs/>
           <w:color w:val="1F3A5F"/>
-          <w:sz w:val="22"/>
-          <w:szCs w:val="22"/>
+          <w:sz w:val="24"/>
+          <w:szCs w:val="24"/>
         </w:rPr>
         <w:t xml:space="preserve">Cross-references and shared material</w:t>
       </w:r>
     </w:p>
     <w:p>
       <w:pPr>
+        <w:spacing w:after="120"/>
+      </w:pPr>
+      <w:r>
+        <w:rPr>
+          <w:sz w:val="21"/>
+          <w:szCs w:val="21"/>
+        </w:rPr>
+        <w:t xml:space="preserve">Where the LaTeX template points at a label, refer to the section by name instead and let the assembler insert the reference. Do not restate shared material — the dataset, the preprocessing pipeline, the evaluation protocol — refer to the section that defines it.</w:t>
+      </w:r>
+    </w:p>
+    <w:p>
+      <w:pPr>
+        <w:spacing w:after="120"/>
+      </w:pPr>
+      <w:r>
+        <w:rPr>
+          <w:sz w:val="21"/>
+          <w:szCs w:val="21"/>
+        </w:rPr>
+        <w:t xml:space="preserve">Use the symbols declared in the shared notation table. Do not introduce private notation.</w:t>
+      </w:r>
+    </w:p>
+    <w:p>
+      <w:pPr>
         <w:shd w:fill="F2F5F8" w:color="auto" w:val="clear"/>
-        <w:spacing w:after="80"/>
+        <w:spacing w:after="140"/>
         <w:ind w:left="200" w:right="200"/>
-      </w:pPr>
-      <w:r>
-        <w:rPr>
-          <w:sz w:val="21"/>
-          <w:szCs w:val="21"/>
-        </w:rPr>
-        <w:t xml:space="preserve">Where the LaTeX template points at a label, refer to the section by name instead and let Word's cross-reference tool link it once assembled:</w:t>
-      </w:r>
-    </w:p>
-    <w:p>
-      <w:pPr>
-        <w:shd w:fill="F2F5F8" w:color="auto" w:val="clear"/>
-        <w:spacing w:after="80"/>
-        <w:ind w:left="200" w:right="200"/>
-      </w:pPr>
-      <w:r>
-        <w:rPr>
-          <w:i/>
-          <w:iCs/>
-          <w:sz w:val="21"/>
-          <w:szCs w:val="21"/>
-        </w:rPr>
-        <w:t xml:space="preserve">Families of clustering methods (Background) · Data (data description) · Evaluation metrics (Methodology) · Comparison of methods</w:t>
-      </w:r>
-    </w:p>
-    <w:p>
-      <w:pPr>
-        <w:shd w:fill="F2F5F8" w:color="auto" w:val="clear"/>
-        <w:spacing w:after="240"/>
-        <w:ind w:left="200" w:right="200"/>
-      </w:pPr>
-      <w:r>
-        <w:rPr>
-          <w:sz w:val="21"/>
-          <w:szCs w:val="21"/>
-        </w:rPr>
-        <w:t xml:space="preserve">Use the symbols declared in the shared notation table — do not introduce private notation. Cite the original source of the method; house citation style applies.</w:t>
-      </w:r>
-    </w:p>
-    <w:p>
-      <w:pPr>
-        <w:pStyle w:val="Heading3"/>
-        <w:spacing w:after="40" w:before="200"/>
       </w:pPr>
       <w:r>
         <w:rPr>
           <w:b/>
           <w:bCs/>
           <w:color w:val="1F3A5F"/>
-          <w:sz w:val="28"/>
-          <w:szCs w:val="28"/>
-        </w:rPr>
+          <w:sz w:val="24"/>
+          <w:szCs w:val="24"/>
+        </w:rPr>
+        <w:t xml:space="preserve">References — declare, then cite</w:t>
+      </w:r>
+    </w:p>
+    <w:p>
+      <w:pPr>
+        <w:spacing w:after="120"/>
+      </w:pPr>
+      <w:r>
+        <w:rPr>
+          <w:sz w:val="21"/>
+          <w:szCs w:val="21"/>
+        </w:rPr>
+        <w:t xml:space="preserve">Every source you use is declared in the shared citation key mapping sheet, and nowhere else. Everyone's references go in the same sheet: https://deakin365-my.sharepoint.com/:x:/g/personal/s224236373_deakin_edu_au/IQDSW3PBbHhZSq6vzGGQqi3WAbgJ1id1-t02k5B6fduX5Ys?e=nShY5e</w:t>
+      </w:r>
+    </w:p>
+    <w:p>
+      <w:pPr>
+        <w:spacing w:after="120"/>
+      </w:pPr>
+      <w:r>
+        <w:rPr>
+          <w:sz w:val="21"/>
+          <w:szCs w:val="21"/>
+        </w:rPr>
+        <w:t xml:space="preserve">Each entry there carries a key of the form ref_&lt;n&gt;. Refer to a source by that key in your text — "the objective of ref_12" — and list it in the References part at the end of this template. The document lead turns those keys into the document's citations; do not edit literature.bib yourself, and do not invent your own key.</w:t>
+      </w:r>
+    </w:p>
+    <w:p>
+      <w:pPr>
+        <w:spacing w:after="120"/>
+      </w:pPr>
+      <w:r>
+        <w:rPr>
+          <w:sz w:val="21"/>
+          <w:szCs w:val="21"/>
+        </w:rPr>
+        <w:t xml:space="preserve">Cite in the part where the claim is made, not in a lump at the end. Every formulation, every published result and every parameter value taken from the literature carries its own reference.</w:t>
+      </w:r>
+    </w:p>
+    <w:p>
+      <w:pPr>
+        <w:shd w:fill="F2F5F8" w:color="auto" w:val="clear"/>
+        <w:spacing w:after="140"/>
+        <w:ind w:left="200" w:right="200"/>
+      </w:pPr>
+      <w:r>
+        <w:rPr>
+          <w:b/>
+          <w:bCs/>
+          <w:color w:val="1F3A5F"/>
+          <w:sz w:val="24"/>
+          <w:szCs w:val="24"/>
+        </w:rPr>
+        <w:t xml:space="preserve">Academic integrity</w:t>
+      </w:r>
+    </w:p>
+    <w:p>
+      <w:pPr>
+        <w:spacing w:after="120"/>
+      </w:pPr>
+      <w:r>
+        <w:rPr>
+          <w:sz w:val="21"/>
+          <w:szCs w:val="21"/>
+        </w:rPr>
+        <w:t xml:space="preserve">An uncited claim, figure, equation, table or code fragment is plagiarism, whether it came from a paper, a library's documentation, a teammate, or a generative AI tool. Quote and cite it, or write it yourself. Declare AI assistance as Deakin policy requires.</w:t>
+      </w:r>
+    </w:p>
+    <w:p>
+      <w:pPr>
+        <w:spacing w:after="120"/>
+      </w:pPr>
+      <w:r>
+        <w:rPr>
+          <w:sz w:val="21"/>
+          <w:szCs w:val="21"/>
+        </w:rPr>
+        <w:t xml:space="preserve">Before opening the pull request, run your section through Turnitin. Do not commit the report — the repository is not where it belongs. Paste the similarity summary into the pull request as an image, or send it to the document lead privately; the lead may also run the check later. Turnitin is available to Deakin students. Policy and procedure: https://d2l.deakin.edu.au/d2l/le/content/93067/viewContent/5882569/View</w:t>
+      </w:r>
+    </w:p>
+    <w:p>
+      <w:pPr>
+        <w:pStyle w:val="Heading3"/>
+      </w:pPr>
+      <w:r>
         <w:t xml:space="preserve">&lt;METHOD NAME&gt;</w:t>
       </w:r>
     </w:p>
@@ -188,22 +246,14 @@
           <w:sz w:val="20"/>
           <w:szCs w:val="20"/>
         </w:rPr>
-        <w:t xml:space="preserve">Author: &lt;your name&gt;   ·   Family: &lt;family&gt;   ·   Draft: v0.1   ·   Date: &lt;date&gt;</w:t>
+        <w:t xml:space="preserve">Author: &lt;your name&gt;   ·   Family: &lt;hierarchical | partitional | hybrid&gt;   ·   Draft: v0.1   ·   Date: &lt;date&gt;</w:t>
       </w:r>
     </w:p>
     <w:p>
       <w:pPr>
         <w:pStyle w:val="Heading4"/>
-        <w:spacing w:after="60" w:before="280"/>
-      </w:pPr>
-      <w:r>
-        <w:rPr>
-          <w:b/>
-          <w:bCs/>
-          <w:color w:val="1F3A5F"/>
-          <w:sz w:val="23"/>
-          <w:szCs w:val="23"/>
-        </w:rPr>
+      </w:pPr>
+      <w:r>
         <w:t xml:space="preserve">1. Overview</w:t>
       </w:r>
     </w:p>
@@ -219,22 +269,14 @@
           <w:sz w:val="21"/>
           <w:szCs w:val="21"/>
         </w:rPr>
-        <w:t xml:space="preserve">[What the algorithm does, in one paragraph, and the family it belongs to. Reference the Families section of the Background rather than restating it.]</w:t>
+        <w:t xml:space="preserve">[What the algorithm does, in one paragraph, and which family it belongs to.]</w:t>
       </w:r>
     </w:p>
     <w:p>
       <w:pPr>
         <w:pStyle w:val="Heading4"/>
-        <w:spacing w:after="60" w:before="280"/>
-      </w:pPr>
-      <w:r>
-        <w:rPr>
-          <w:b/>
-          <w:bCs/>
-          <w:color w:val="1F3A5F"/>
-          <w:sz w:val="23"/>
-          <w:szCs w:val="23"/>
-        </w:rPr>
+      </w:pPr>
+      <w:r>
         <w:t xml:space="preserve">2. Assumptions and applicability</w:t>
       </w:r>
     </w:p>
@@ -250,22 +292,14 @@
           <w:sz w:val="21"/>
           <w:szCs w:val="21"/>
         </w:rPr>
-        <w:t xml:space="preserve">[What the algorithm assumes about cluster shape, density, scale and noise. Then the conditions under which it is a sensible choice for the data described in the Data section — be specific about our data, not about data in general.]</w:t>
+        <w:t xml:space="preserve">[What the algorithm assumes about cluster shape, density, scale and noise, and the conditions under which it is a sensible choice for our data. A method whose assumptions the data violates can still be reported — say so here rather than in the limitations.]</w:t>
       </w:r>
     </w:p>
     <w:p>
       <w:pPr>
         <w:pStyle w:val="Heading4"/>
-        <w:spacing w:after="60" w:before="280"/>
-      </w:pPr>
-      <w:r>
-        <w:rPr>
-          <w:b/>
-          <w:bCs/>
-          <w:color w:val="1F3A5F"/>
-          <w:sz w:val="23"/>
-          <w:szCs w:val="23"/>
-        </w:rPr>
+      </w:pPr>
+      <w:r>
         <w:t xml:space="preserve">3. Formulation</w:t>
       </w:r>
     </w:p>
@@ -281,22 +315,14 @@
           <w:sz w:val="21"/>
           <w:szCs w:val="21"/>
         </w:rPr>
-        <w:t xml:space="preserve">[Objective function and update rule, using the symbols declared in the shared notation table. Cite the original source. State explicitly whether the dissimilarity used is a metric, and if not, which axioms it fails.]</w:t>
+        <w:t xml:space="preserve">[The objective function and the update rule, using the shared notation. Cite the original source.]</w:t>
       </w:r>
     </w:p>
     <w:p>
       <w:pPr>
         <w:pStyle w:val="Heading4"/>
-        <w:spacing w:after="60" w:before="280"/>
-      </w:pPr>
-      <w:r>
-        <w:rPr>
-          <w:b/>
-          <w:bCs/>
-          <w:color w:val="1F3A5F"/>
-          <w:sz w:val="23"/>
-          <w:szCs w:val="23"/>
-        </w:rPr>
+      </w:pPr>
+      <w:r>
         <w:t xml:space="preserve">4. Hyperparameters and tuning</w:t>
       </w:r>
     </w:p>
@@ -312,7 +338,7 @@
           <w:sz w:val="21"/>
           <w:szCs w:val="21"/>
         </w:rPr>
-        <w:t xml:space="preserve">[Every hyperparameter, the range searched, and the value selected — each with the reason. Use the table below; add a row per hyperparameter and delete unused rows.]</w:t>
+        <w:t xml:space="preserve">[Every hyperparameter, the range searched, and the value selected — each with the reason. Fill in the table below.]</w:t>
       </w:r>
     </w:p>
     <w:tbl>
@@ -598,28 +624,99 @@
           </w:p>
         </w:tc>
       </w:tr>
+      <w:tr>
+        <w:tc>
+          <w:tcPr>
+            <w:tcW w:type="dxa" w:w="2200"/>
+            <w:tcMar>
+              <w:top w:type="dxa" w:w="80"/>
+              <w:left w:type="dxa" w:w="100"/>
+              <w:bottom w:type="dxa" w:w="80"/>
+              <w:right w:type="dxa" w:w="100"/>
+            </w:tcMar>
+          </w:tcPr>
+          <w:p>
+            <w:r>
+              <w:rPr>
+                <w:sz w:val="20"/>
+                <w:szCs w:val="20"/>
+              </w:rPr>
+              <w:t xml:space="preserve"/>
+            </w:r>
+          </w:p>
+        </w:tc>
+        <w:tc>
+          <w:tcPr>
+            <w:tcW w:type="dxa" w:w="2200"/>
+            <w:tcMar>
+              <w:top w:type="dxa" w:w="80"/>
+              <w:left w:type="dxa" w:w="100"/>
+              <w:bottom w:type="dxa" w:w="80"/>
+              <w:right w:type="dxa" w:w="100"/>
+            </w:tcMar>
+          </w:tcPr>
+          <w:p>
+            <w:r>
+              <w:rPr>
+                <w:sz w:val="20"/>
+                <w:szCs w:val="20"/>
+              </w:rPr>
+              <w:t xml:space="preserve"/>
+            </w:r>
+          </w:p>
+        </w:tc>
+        <w:tc>
+          <w:tcPr>
+            <w:tcW w:type="dxa" w:w="1600"/>
+            <w:tcMar>
+              <w:top w:type="dxa" w:w="80"/>
+              <w:left w:type="dxa" w:w="100"/>
+              <w:bottom w:type="dxa" w:w="80"/>
+              <w:right w:type="dxa" w:w="100"/>
+            </w:tcMar>
+          </w:tcPr>
+          <w:p>
+            <w:r>
+              <w:rPr>
+                <w:sz w:val="20"/>
+                <w:szCs w:val="20"/>
+              </w:rPr>
+              <w:t xml:space="preserve"/>
+            </w:r>
+          </w:p>
+        </w:tc>
+        <w:tc>
+          <w:tcPr>
+            <w:tcW w:type="dxa" w:w="3000"/>
+            <w:tcMar>
+              <w:top w:type="dxa" w:w="80"/>
+              <w:left w:type="dxa" w:w="100"/>
+              <w:bottom w:type="dxa" w:w="80"/>
+              <w:right w:type="dxa" w:w="100"/>
+            </w:tcMar>
+          </w:tcPr>
+          <w:p>
+            <w:r>
+              <w:rPr>
+                <w:sz w:val="20"/>
+                <w:szCs w:val="20"/>
+              </w:rPr>
+              <w:t xml:space="preserve"/>
+            </w:r>
+          </w:p>
+        </w:tc>
+      </w:tr>
     </w:tbl>
     <w:p>
       <w:pPr>
-        <w:spacing w:after="120"/>
-      </w:pPr>
-      <w:r>
-        <w:t xml:space="preserve"/>
-      </w:r>
+        <w:spacing w:after="160"/>
+      </w:pPr>
     </w:p>
     <w:p>
       <w:pPr>
         <w:pStyle w:val="Heading4"/>
-        <w:spacing w:after="60" w:before="280"/>
-      </w:pPr>
-      <w:r>
-        <w:rPr>
-          <w:b/>
-          <w:bCs/>
-          <w:color w:val="1F3A5F"/>
-          <w:sz w:val="23"/>
-          <w:szCs w:val="23"/>
-        </w:rPr>
+      </w:pPr>
+      <w:r>
         <w:t xml:space="preserve">5. Complexity</w:t>
       </w:r>
     </w:p>
@@ -635,22 +732,14 @@
           <w:sz w:val="21"/>
           <w:szCs w:val="21"/>
         </w:rPr>
-        <w:t xml:space="preserve">[Time and space complexity in the usual asymptotic notation, then what that actually means at AquaBlend data volumes — state the number of observations and features you are reasoning about. Note any acceleration structure relied on, and whether the chosen dissimilarity permits it.]</w:t>
+        <w:t xml:space="preserve">[Time and space complexity, and what that means at AquaBlend data volumes. Note any step quadratic in the number of observations, since that decides whether the method runs on the full dataset or only on a sample.]</w:t>
       </w:r>
     </w:p>
     <w:p>
       <w:pPr>
         <w:pStyle w:val="Heading4"/>
-        <w:spacing w:after="60" w:before="280"/>
-      </w:pPr>
-      <w:r>
-        <w:rPr>
-          <w:b/>
-          <w:bCs/>
-          <w:color w:val="1F3A5F"/>
-          <w:sz w:val="23"/>
-          <w:szCs w:val="23"/>
-        </w:rPr>
+      </w:pPr>
+      <w:r>
         <w:t xml:space="preserve">6. Application to AquaBlend data</w:t>
       </w:r>
     </w:p>
@@ -666,22 +755,14 @@
           <w:sz w:val="21"/>
           <w:szCs w:val="21"/>
         </w:rPr>
-        <w:t xml:space="preserve">[Implementation: library and version, random seeds, and how the run is reproduced. Then any deviation from the shared preprocessing pipeline and why it was necessary. Deviations must be justified here, not left implicit in code.]</w:t>
+        <w:t xml:space="preserve">[Implementation: library and version, random seeds, and how the run is reproduced. Then any deviation from the shared preprocessing pipeline, and why it was necessary.]</w:t>
       </w:r>
     </w:p>
     <w:p>
       <w:pPr>
         <w:pStyle w:val="Heading4"/>
-        <w:spacing w:after="60" w:before="280"/>
-      </w:pPr>
-      <w:r>
-        <w:rPr>
-          <w:b/>
-          <w:bCs/>
-          <w:color w:val="1F3A5F"/>
-          <w:sz w:val="23"/>
-          <w:szCs w:val="23"/>
-        </w:rPr>
+      </w:pPr>
+      <w:r>
         <w:t xml:space="preserve">7. Results</w:t>
       </w:r>
     </w:p>
@@ -697,22 +778,300 @@
           <w:sz w:val="21"/>
           <w:szCs w:val="21"/>
         </w:rPr>
-        <w:t xml:space="preserve">[The metrics defined in the Evaluation metrics section — all of them, in the order defined there — plus cluster profiles and supporting figures. Report the metrics even where they are unfavourable.]</w:t>
-      </w:r>
+        <w:t xml:space="preserve">[The validity measures of the shared protocol, the cluster profiles, and the figures that support them. Report every index in the protocol, favourable or not. Fill in the table below.]</w:t>
+      </w:r>
+    </w:p>
+    <w:tbl>
+      <w:tblPr>
+        <w:tblW w:type="dxa" w:w="9000"/>
+        <w:tblBorders>
+          <w:top w:val="single" w:color="auto" w:sz="4"/>
+          <w:left w:val="single" w:color="auto" w:sz="4"/>
+          <w:bottom w:val="single" w:color="auto" w:sz="4"/>
+          <w:right w:val="single" w:color="auto" w:sz="4"/>
+          <w:insideH w:val="single" w:color="auto" w:sz="4"/>
+          <w:insideV w:val="single" w:color="auto" w:sz="4"/>
+        </w:tblBorders>
+      </w:tblPr>
+      <w:tblGrid>
+        <w:gridCol w:w="3000"/>
+        <w:gridCol w:w="1600"/>
+        <w:gridCol w:w="4400"/>
+      </w:tblGrid>
+      <w:tr>
+        <w:trPr>
+          <w:tblHeader/>
+        </w:trPr>
+        <w:tc>
+          <w:tcPr>
+            <w:tcW w:type="dxa" w:w="3000"/>
+            <w:shd w:fill="1F3A5F" w:color="auto" w:val="clear"/>
+            <w:tcMar>
+              <w:top w:type="dxa" w:w="80"/>
+              <w:left w:type="dxa" w:w="100"/>
+              <w:bottom w:type="dxa" w:w="80"/>
+              <w:right w:type="dxa" w:w="100"/>
+            </w:tcMar>
+          </w:tcPr>
+          <w:p>
+            <w:r>
+              <w:rPr>
+                <w:b/>
+                <w:bCs/>
+                <w:color w:val="FFFFFF"/>
+                <w:sz w:val="20"/>
+                <w:szCs w:val="20"/>
+              </w:rPr>
+              <w:t xml:space="preserve">Validity measure</w:t>
+            </w:r>
+          </w:p>
+        </w:tc>
+        <w:tc>
+          <w:tcPr>
+            <w:tcW w:type="dxa" w:w="1600"/>
+            <w:shd w:fill="1F3A5F" w:color="auto" w:val="clear"/>
+            <w:tcMar>
+              <w:top w:type="dxa" w:w="80"/>
+              <w:left w:type="dxa" w:w="100"/>
+              <w:bottom w:type="dxa" w:w="80"/>
+              <w:right w:type="dxa" w:w="100"/>
+            </w:tcMar>
+          </w:tcPr>
+          <w:p>
+            <w:r>
+              <w:rPr>
+                <w:b/>
+                <w:bCs/>
+                <w:color w:val="FFFFFF"/>
+                <w:sz w:val="20"/>
+                <w:szCs w:val="20"/>
+              </w:rPr>
+              <w:t xml:space="preserve">Value</w:t>
+            </w:r>
+          </w:p>
+        </w:tc>
+        <w:tc>
+          <w:tcPr>
+            <w:tcW w:type="dxa" w:w="4400"/>
+            <w:shd w:fill="1F3A5F" w:color="auto" w:val="clear"/>
+            <w:tcMar>
+              <w:top w:type="dxa" w:w="80"/>
+              <w:left w:type="dxa" w:w="100"/>
+              <w:bottom w:type="dxa" w:w="80"/>
+              <w:right w:type="dxa" w:w="100"/>
+            </w:tcMar>
+          </w:tcPr>
+          <w:p>
+            <w:r>
+              <w:rPr>
+                <w:b/>
+                <w:bCs/>
+                <w:color w:val="FFFFFF"/>
+                <w:sz w:val="20"/>
+                <w:szCs w:val="20"/>
+              </w:rPr>
+              <w:t xml:space="preserve">Reading</w:t>
+            </w:r>
+          </w:p>
+        </w:tc>
+      </w:tr>
+      <w:tr>
+        <w:tc>
+          <w:tcPr>
+            <w:tcW w:type="dxa" w:w="3000"/>
+            <w:tcMar>
+              <w:top w:type="dxa" w:w="80"/>
+              <w:left w:type="dxa" w:w="100"/>
+              <w:bottom w:type="dxa" w:w="80"/>
+              <w:right w:type="dxa" w:w="100"/>
+            </w:tcMar>
+          </w:tcPr>
+          <w:p>
+            <w:r>
+              <w:rPr>
+                <w:sz w:val="20"/>
+                <w:szCs w:val="20"/>
+              </w:rPr>
+              <w:t xml:space="preserve"/>
+            </w:r>
+          </w:p>
+        </w:tc>
+        <w:tc>
+          <w:tcPr>
+            <w:tcW w:type="dxa" w:w="1600"/>
+            <w:tcMar>
+              <w:top w:type="dxa" w:w="80"/>
+              <w:left w:type="dxa" w:w="100"/>
+              <w:bottom w:type="dxa" w:w="80"/>
+              <w:right w:type="dxa" w:w="100"/>
+            </w:tcMar>
+          </w:tcPr>
+          <w:p>
+            <w:r>
+              <w:rPr>
+                <w:sz w:val="20"/>
+                <w:szCs w:val="20"/>
+              </w:rPr>
+              <w:t xml:space="preserve"/>
+            </w:r>
+          </w:p>
+        </w:tc>
+        <w:tc>
+          <w:tcPr>
+            <w:tcW w:type="dxa" w:w="4400"/>
+            <w:tcMar>
+              <w:top w:type="dxa" w:w="80"/>
+              <w:left w:type="dxa" w:w="100"/>
+              <w:bottom w:type="dxa" w:w="80"/>
+              <w:right w:type="dxa" w:w="100"/>
+            </w:tcMar>
+          </w:tcPr>
+          <w:p>
+            <w:r>
+              <w:rPr>
+                <w:sz w:val="20"/>
+                <w:szCs w:val="20"/>
+              </w:rPr>
+              <w:t xml:space="preserve"/>
+            </w:r>
+          </w:p>
+        </w:tc>
+      </w:tr>
+      <w:tr>
+        <w:tc>
+          <w:tcPr>
+            <w:tcW w:type="dxa" w:w="3000"/>
+            <w:tcMar>
+              <w:top w:type="dxa" w:w="80"/>
+              <w:left w:type="dxa" w:w="100"/>
+              <w:bottom w:type="dxa" w:w="80"/>
+              <w:right w:type="dxa" w:w="100"/>
+            </w:tcMar>
+          </w:tcPr>
+          <w:p>
+            <w:r>
+              <w:rPr>
+                <w:sz w:val="20"/>
+                <w:szCs w:val="20"/>
+              </w:rPr>
+              <w:t xml:space="preserve"/>
+            </w:r>
+          </w:p>
+        </w:tc>
+        <w:tc>
+          <w:tcPr>
+            <w:tcW w:type="dxa" w:w="1600"/>
+            <w:tcMar>
+              <w:top w:type="dxa" w:w="80"/>
+              <w:left w:type="dxa" w:w="100"/>
+              <w:bottom w:type="dxa" w:w="80"/>
+              <w:right w:type="dxa" w:w="100"/>
+            </w:tcMar>
+          </w:tcPr>
+          <w:p>
+            <w:r>
+              <w:rPr>
+                <w:sz w:val="20"/>
+                <w:szCs w:val="20"/>
+              </w:rPr>
+              <w:t xml:space="preserve"/>
+            </w:r>
+          </w:p>
+        </w:tc>
+        <w:tc>
+          <w:tcPr>
+            <w:tcW w:type="dxa" w:w="4400"/>
+            <w:tcMar>
+              <w:top w:type="dxa" w:w="80"/>
+              <w:left w:type="dxa" w:w="100"/>
+              <w:bottom w:type="dxa" w:w="80"/>
+              <w:right w:type="dxa" w:w="100"/>
+            </w:tcMar>
+          </w:tcPr>
+          <w:p>
+            <w:r>
+              <w:rPr>
+                <w:sz w:val="20"/>
+                <w:szCs w:val="20"/>
+              </w:rPr>
+              <w:t xml:space="preserve"/>
+            </w:r>
+          </w:p>
+        </w:tc>
+      </w:tr>
+      <w:tr>
+        <w:tc>
+          <w:tcPr>
+            <w:tcW w:type="dxa" w:w="3000"/>
+            <w:tcMar>
+              <w:top w:type="dxa" w:w="80"/>
+              <w:left w:type="dxa" w:w="100"/>
+              <w:bottom w:type="dxa" w:w="80"/>
+              <w:right w:type="dxa" w:w="100"/>
+            </w:tcMar>
+          </w:tcPr>
+          <w:p>
+            <w:r>
+              <w:rPr>
+                <w:sz w:val="20"/>
+                <w:szCs w:val="20"/>
+              </w:rPr>
+              <w:t xml:space="preserve"/>
+            </w:r>
+          </w:p>
+        </w:tc>
+        <w:tc>
+          <w:tcPr>
+            <w:tcW w:type="dxa" w:w="1600"/>
+            <w:tcMar>
+              <w:top w:type="dxa" w:w="80"/>
+              <w:left w:type="dxa" w:w="100"/>
+              <w:bottom w:type="dxa" w:w="80"/>
+              <w:right w:type="dxa" w:w="100"/>
+            </w:tcMar>
+          </w:tcPr>
+          <w:p>
+            <w:r>
+              <w:rPr>
+                <w:sz w:val="20"/>
+                <w:szCs w:val="20"/>
+              </w:rPr>
+              <w:t xml:space="preserve"/>
+            </w:r>
+          </w:p>
+        </w:tc>
+        <w:tc>
+          <w:tcPr>
+            <w:tcW w:type="dxa" w:w="4400"/>
+            <w:tcMar>
+              <w:top w:type="dxa" w:w="80"/>
+              <w:left w:type="dxa" w:w="100"/>
+              <w:bottom w:type="dxa" w:w="80"/>
+              <w:right w:type="dxa" w:w="100"/>
+            </w:tcMar>
+          </w:tcPr>
+          <w:p>
+            <w:r>
+              <w:rPr>
+                <w:sz w:val="20"/>
+                <w:szCs w:val="20"/>
+              </w:rPr>
+              <w:t xml:space="preserve"/>
+            </w:r>
+          </w:p>
+        </w:tc>
+      </w:tr>
+    </w:tbl>
+    <w:p>
+      <w:pPr>
+        <w:spacing w:after="160"/>
+      </w:pPr>
     </w:p>
     <w:p>
       <w:pPr>
         <w:pStyle w:val="Heading4"/>
-        <w:spacing w:after="60" w:before="280"/>
-      </w:pPr>
-      <w:r>
-        <w:rPr>
-          <w:b/>
-          <w:bCs/>
-          <w:color w:val="1F3A5F"/>
-          <w:sz w:val="23"/>
-          <w:szCs w:val="23"/>
-        </w:rPr>
+      </w:pPr>
+      <w:r>
         <w:t xml:space="preserve">8. Limitations</w:t>
       </w:r>
     </w:p>
@@ -728,22 +1087,14 @@
           <w:sz w:val="21"/>
           <w:szCs w:val="21"/>
         </w:rPr>
-        <w:t xml:space="preserve">[Where this method failed on our data, or would be expected to fail. Distinguish observed failure from anticipated failure.]</w:t>
+        <w:t xml:space="preserve">[Where this method failed on our data, or would be expected to. Distinguish what was observed from what is known from the literature.]</w:t>
       </w:r>
     </w:p>
     <w:p>
       <w:pPr>
         <w:pStyle w:val="Heading4"/>
-        <w:spacing w:after="60" w:before="280"/>
-      </w:pPr>
-      <w:r>
-        <w:rPr>
-          <w:b/>
-          <w:bCs/>
-          <w:color w:val="1F3A5F"/>
-          <w:sz w:val="23"/>
-          <w:szCs w:val="23"/>
-        </w:rPr>
+      </w:pPr>
+      <w:r>
         <w:t xml:space="preserve">9. Summary</w:t>
       </w:r>
     </w:p>
@@ -764,45 +1115,402 @@
     </w:p>
     <w:p>
       <w:pPr>
+        <w:pStyle w:val="Heading4"/>
+      </w:pPr>
+      <w:r>
+        <w:t xml:space="preserve">10. References</w:t>
+      </w:r>
+    </w:p>
+    <w:p>
+      <w:pPr>
+        <w:spacing w:after="200" w:before="60"/>
+      </w:pPr>
+      <w:r>
+        <w:rPr>
+          <w:i/>
+          <w:iCs/>
+          <w:color w:val="595959"/>
+          <w:sz w:val="21"/>
+          <w:szCs w:val="21"/>
+        </w:rPr>
+        <w:t xml:space="preserve">[Every source this write-up draws on, listed by its ref_&lt;n&gt; key from the citation key mapping sheet — including anything you read and did not cite, since a reviewer needs to see what the write-up rests on and not only what it quotes. Declare the source in the sheet first; the key comes from there. Fill in the table below.]</w:t>
+      </w:r>
+    </w:p>
+    <w:tbl>
+      <w:tblPr>
+        <w:tblW w:type="dxa" w:w="9000"/>
+        <w:tblBorders>
+          <w:top w:val="single" w:color="auto" w:sz="4"/>
+          <w:left w:val="single" w:color="auto" w:sz="4"/>
+          <w:bottom w:val="single" w:color="auto" w:sz="4"/>
+          <w:right w:val="single" w:color="auto" w:sz="4"/>
+          <w:insideH w:val="single" w:color="auto" w:sz="4"/>
+          <w:insideV w:val="single" w:color="auto" w:sz="4"/>
+        </w:tblBorders>
+      </w:tblPr>
+      <w:tblGrid>
+        <w:gridCol w:w="1200"/>
+        <w:gridCol w:w="4800"/>
+        <w:gridCol w:w="3000"/>
+      </w:tblGrid>
+      <w:tr>
+        <w:trPr>
+          <w:tblHeader/>
+        </w:trPr>
+        <w:tc>
+          <w:tcPr>
+            <w:tcW w:type="dxa" w:w="1200"/>
+            <w:shd w:fill="1F3A5F" w:color="auto" w:val="clear"/>
+            <w:tcMar>
+              <w:top w:type="dxa" w:w="80"/>
+              <w:left w:type="dxa" w:w="100"/>
+              <w:bottom w:type="dxa" w:w="80"/>
+              <w:right w:type="dxa" w:w="100"/>
+            </w:tcMar>
+          </w:tcPr>
+          <w:p>
+            <w:r>
+              <w:rPr>
+                <w:b/>
+                <w:bCs/>
+                <w:color w:val="FFFFFF"/>
+                <w:sz w:val="20"/>
+                <w:szCs w:val="20"/>
+              </w:rPr>
+              <w:t xml:space="preserve">Ref key</w:t>
+            </w:r>
+          </w:p>
+        </w:tc>
+        <w:tc>
+          <w:tcPr>
+            <w:tcW w:type="dxa" w:w="4800"/>
+            <w:shd w:fill="1F3A5F" w:color="auto" w:val="clear"/>
+            <w:tcMar>
+              <w:top w:type="dxa" w:w="80"/>
+              <w:left w:type="dxa" w:w="100"/>
+              <w:bottom w:type="dxa" w:w="80"/>
+              <w:right w:type="dxa" w:w="100"/>
+            </w:tcMar>
+          </w:tcPr>
+          <w:p>
+            <w:r>
+              <w:rPr>
+                <w:b/>
+                <w:bCs/>
+                <w:color w:val="FFFFFF"/>
+                <w:sz w:val="20"/>
+                <w:szCs w:val="20"/>
+              </w:rPr>
+              <w:t xml:space="preserve">Source (author, year, title)</w:t>
+            </w:r>
+          </w:p>
+        </w:tc>
+        <w:tc>
+          <w:tcPr>
+            <w:tcW w:type="dxa" w:w="3000"/>
+            <w:shd w:fill="1F3A5F" w:color="auto" w:val="clear"/>
+            <w:tcMar>
+              <w:top w:type="dxa" w:w="80"/>
+              <w:left w:type="dxa" w:w="100"/>
+              <w:bottom w:type="dxa" w:w="80"/>
+              <w:right w:type="dxa" w:w="100"/>
+            </w:tcMar>
+          </w:tcPr>
+          <w:p>
+            <w:r>
+              <w:rPr>
+                <w:b/>
+                <w:bCs/>
+                <w:color w:val="FFFFFF"/>
+                <w:sz w:val="20"/>
+                <w:szCs w:val="20"/>
+              </w:rPr>
+              <w:t xml:space="preserve">Where used</w:t>
+            </w:r>
+          </w:p>
+        </w:tc>
+      </w:tr>
+      <w:tr>
+        <w:tc>
+          <w:tcPr>
+            <w:tcW w:type="dxa" w:w="1200"/>
+            <w:tcMar>
+              <w:top w:type="dxa" w:w="80"/>
+              <w:left w:type="dxa" w:w="100"/>
+              <w:bottom w:type="dxa" w:w="80"/>
+              <w:right w:type="dxa" w:w="100"/>
+            </w:tcMar>
+          </w:tcPr>
+          <w:p>
+            <w:r>
+              <w:rPr>
+                <w:sz w:val="20"/>
+                <w:szCs w:val="20"/>
+              </w:rPr>
+              <w:t xml:space="preserve"/>
+            </w:r>
+          </w:p>
+        </w:tc>
+        <w:tc>
+          <w:tcPr>
+            <w:tcW w:type="dxa" w:w="4800"/>
+            <w:tcMar>
+              <w:top w:type="dxa" w:w="80"/>
+              <w:left w:type="dxa" w:w="100"/>
+              <w:bottom w:type="dxa" w:w="80"/>
+              <w:right w:type="dxa" w:w="100"/>
+            </w:tcMar>
+          </w:tcPr>
+          <w:p>
+            <w:r>
+              <w:rPr>
+                <w:sz w:val="20"/>
+                <w:szCs w:val="20"/>
+              </w:rPr>
+              <w:t xml:space="preserve"/>
+            </w:r>
+          </w:p>
+        </w:tc>
+        <w:tc>
+          <w:tcPr>
+            <w:tcW w:type="dxa" w:w="3000"/>
+            <w:tcMar>
+              <w:top w:type="dxa" w:w="80"/>
+              <w:left w:type="dxa" w:w="100"/>
+              <w:bottom w:type="dxa" w:w="80"/>
+              <w:right w:type="dxa" w:w="100"/>
+            </w:tcMar>
+          </w:tcPr>
+          <w:p>
+            <w:r>
+              <w:rPr>
+                <w:sz w:val="20"/>
+                <w:szCs w:val="20"/>
+              </w:rPr>
+              <w:t xml:space="preserve"/>
+            </w:r>
+          </w:p>
+        </w:tc>
+      </w:tr>
+      <w:tr>
+        <w:tc>
+          <w:tcPr>
+            <w:tcW w:type="dxa" w:w="1200"/>
+            <w:tcMar>
+              <w:top w:type="dxa" w:w="80"/>
+              <w:left w:type="dxa" w:w="100"/>
+              <w:bottom w:type="dxa" w:w="80"/>
+              <w:right w:type="dxa" w:w="100"/>
+            </w:tcMar>
+          </w:tcPr>
+          <w:p>
+            <w:r>
+              <w:rPr>
+                <w:sz w:val="20"/>
+                <w:szCs w:val="20"/>
+              </w:rPr>
+              <w:t xml:space="preserve"/>
+            </w:r>
+          </w:p>
+        </w:tc>
+        <w:tc>
+          <w:tcPr>
+            <w:tcW w:type="dxa" w:w="4800"/>
+            <w:tcMar>
+              <w:top w:type="dxa" w:w="80"/>
+              <w:left w:type="dxa" w:w="100"/>
+              <w:bottom w:type="dxa" w:w="80"/>
+              <w:right w:type="dxa" w:w="100"/>
+            </w:tcMar>
+          </w:tcPr>
+          <w:p>
+            <w:r>
+              <w:rPr>
+                <w:sz w:val="20"/>
+                <w:szCs w:val="20"/>
+              </w:rPr>
+              <w:t xml:space="preserve"/>
+            </w:r>
+          </w:p>
+        </w:tc>
+        <w:tc>
+          <w:tcPr>
+            <w:tcW w:type="dxa" w:w="3000"/>
+            <w:tcMar>
+              <w:top w:type="dxa" w:w="80"/>
+              <w:left w:type="dxa" w:w="100"/>
+              <w:bottom w:type="dxa" w:w="80"/>
+              <w:right w:type="dxa" w:w="100"/>
+            </w:tcMar>
+          </w:tcPr>
+          <w:p>
+            <w:r>
+              <w:rPr>
+                <w:sz w:val="20"/>
+                <w:szCs w:val="20"/>
+              </w:rPr>
+              <w:t xml:space="preserve"/>
+            </w:r>
+          </w:p>
+        </w:tc>
+      </w:tr>
+      <w:tr>
+        <w:tc>
+          <w:tcPr>
+            <w:tcW w:type="dxa" w:w="1200"/>
+            <w:tcMar>
+              <w:top w:type="dxa" w:w="80"/>
+              <w:left w:type="dxa" w:w="100"/>
+              <w:bottom w:type="dxa" w:w="80"/>
+              <w:right w:type="dxa" w:w="100"/>
+            </w:tcMar>
+          </w:tcPr>
+          <w:p>
+            <w:r>
+              <w:rPr>
+                <w:sz w:val="20"/>
+                <w:szCs w:val="20"/>
+              </w:rPr>
+              <w:t xml:space="preserve"/>
+            </w:r>
+          </w:p>
+        </w:tc>
+        <w:tc>
+          <w:tcPr>
+            <w:tcW w:type="dxa" w:w="4800"/>
+            <w:tcMar>
+              <w:top w:type="dxa" w:w="80"/>
+              <w:left w:type="dxa" w:w="100"/>
+              <w:bottom w:type="dxa" w:w="80"/>
+              <w:right w:type="dxa" w:w="100"/>
+            </w:tcMar>
+          </w:tcPr>
+          <w:p>
+            <w:r>
+              <w:rPr>
+                <w:sz w:val="20"/>
+                <w:szCs w:val="20"/>
+              </w:rPr>
+              <w:t xml:space="preserve"/>
+            </w:r>
+          </w:p>
+        </w:tc>
+        <w:tc>
+          <w:tcPr>
+            <w:tcW w:type="dxa" w:w="3000"/>
+            <w:tcMar>
+              <w:top w:type="dxa" w:w="80"/>
+              <w:left w:type="dxa" w:w="100"/>
+              <w:bottom w:type="dxa" w:w="80"/>
+              <w:right w:type="dxa" w:w="100"/>
+            </w:tcMar>
+          </w:tcPr>
+          <w:p>
+            <w:r>
+              <w:rPr>
+                <w:sz w:val="20"/>
+                <w:szCs w:val="20"/>
+              </w:rPr>
+              <w:t xml:space="preserve"/>
+            </w:r>
+          </w:p>
+        </w:tc>
+      </w:tr>
+      <w:tr>
+        <w:tc>
+          <w:tcPr>
+            <w:tcW w:type="dxa" w:w="1200"/>
+            <w:tcMar>
+              <w:top w:type="dxa" w:w="80"/>
+              <w:left w:type="dxa" w:w="100"/>
+              <w:bottom w:type="dxa" w:w="80"/>
+              <w:right w:type="dxa" w:w="100"/>
+            </w:tcMar>
+          </w:tcPr>
+          <w:p>
+            <w:r>
+              <w:rPr>
+                <w:sz w:val="20"/>
+                <w:szCs w:val="20"/>
+              </w:rPr>
+              <w:t xml:space="preserve"/>
+            </w:r>
+          </w:p>
+        </w:tc>
+        <w:tc>
+          <w:tcPr>
+            <w:tcW w:type="dxa" w:w="4800"/>
+            <w:tcMar>
+              <w:top w:type="dxa" w:w="80"/>
+              <w:left w:type="dxa" w:w="100"/>
+              <w:bottom w:type="dxa" w:w="80"/>
+              <w:right w:type="dxa" w:w="100"/>
+            </w:tcMar>
+          </w:tcPr>
+          <w:p>
+            <w:r>
+              <w:rPr>
+                <w:sz w:val="20"/>
+                <w:szCs w:val="20"/>
+              </w:rPr>
+              <w:t xml:space="preserve"/>
+            </w:r>
+          </w:p>
+        </w:tc>
+        <w:tc>
+          <w:tcPr>
+            <w:tcW w:type="dxa" w:w="3000"/>
+            <w:tcMar>
+              <w:top w:type="dxa" w:w="80"/>
+              <w:left w:type="dxa" w:w="100"/>
+              <w:bottom w:type="dxa" w:w="80"/>
+              <w:right w:type="dxa" w:w="100"/>
+            </w:tcMar>
+          </w:tcPr>
+          <w:p>
+            <w:r>
+              <w:rPr>
+                <w:sz w:val="20"/>
+                <w:szCs w:val="20"/>
+              </w:rPr>
+              <w:t xml:space="preserve"/>
+            </w:r>
+          </w:p>
+        </w:tc>
+      </w:tr>
+    </w:tbl>
+    <w:p>
+      <w:pPr>
+        <w:spacing w:after="160"/>
+      </w:pPr>
+    </w:p>
+    <w:p>
+      <w:pPr>
         <w:pStyle w:val="Heading3"/>
-        <w:spacing w:after="100" w:before="360"/>
-      </w:pPr>
-      <w:r>
-        <w:rPr>
-          <w:b/>
-          <w:bCs/>
-          <w:color w:val="1F3A5F"/>
-          <w:sz w:val="26"/>
-          <w:szCs w:val="26"/>
-        </w:rPr>
+      </w:pPr>
+      <w:r>
         <w:t xml:space="preserve">Before submitting</w:t>
       </w:r>
     </w:p>
     <w:p>
       <w:pPr>
         <w:pStyle w:val="ListParagraph"/>
-        <w:numPr>
-          <w:ilvl w:val="0"/>
-          <w:numId w:val="2"/>
-        </w:numPr>
-        <w:spacing w:after="70"/>
-      </w:pPr>
-      <w:r>
-        <w:rPr>
-          <w:sz w:val="21"/>
-          <w:szCs w:val="21"/>
-        </w:rPr>
-        <w:t xml:space="preserve">All nine parts present, in the given order, none merged or renamed.</w:t>
+        <w:spacing w:after="40"/>
+        <w:ind w:left="360"/>
+      </w:pPr>
+      <w:r>
+        <w:rPr>
+          <w:sz w:val="21"/>
+          <w:szCs w:val="21"/>
+        </w:rPr>
+        <w:t xml:space="preserve">All ten parts present, in the given order, none merged or renamed.</w:t>
       </w:r>
     </w:p>
     <w:p>
       <w:pPr>
         <w:pStyle w:val="ListParagraph"/>
-        <w:numPr>
-          <w:ilvl w:val="0"/>
-          <w:numId w:val="2"/>
-        </w:numPr>
-        <w:spacing w:after="70"/>
+        <w:spacing w:after="40"/>
+        <w:ind w:left="360"/>
       </w:pPr>
       <w:r>
         <w:rPr>
@@ -815,11 +1523,8 @@
     <w:p>
       <w:pPr>
         <w:pStyle w:val="ListParagraph"/>
-        <w:numPr>
-          <w:ilvl w:val="0"/>
-          <w:numId w:val="2"/>
-        </w:numPr>
-        <w:spacing w:after="70"/>
+        <w:spacing w:after="40"/>
+        <w:ind w:left="360"/>
       </w:pPr>
       <w:r>
         <w:rPr>
@@ -832,11 +1537,50 @@
     <w:p>
       <w:pPr>
         <w:pStyle w:val="ListParagraph"/>
-        <w:numPr>
-          <w:ilvl w:val="0"/>
-          <w:numId w:val="2"/>
-        </w:numPr>
-        <w:spacing w:after="70"/>
+        <w:spacing w:after="40"/>
+        <w:ind w:left="360"/>
+      </w:pPr>
+      <w:r>
+        <w:rPr>
+          <w:sz w:val="21"/>
+          <w:szCs w:val="21"/>
+        </w:rPr>
+        <w:t xml:space="preserve">Assumptions stated, and matching the code's Capabilities declaration.</w:t>
+      </w:r>
+    </w:p>
+    <w:p>
+      <w:pPr>
+        <w:pStyle w:val="ListParagraph"/>
+        <w:spacing w:after="40"/>
+        <w:ind w:left="360"/>
+      </w:pPr>
+      <w:r>
+        <w:rPr>
+          <w:sz w:val="21"/>
+          <w:szCs w:val="21"/>
+        </w:rPr>
+        <w:t xml:space="preserve">How the number of clusters was chosen stated, and whether it survives perturbation.</w:t>
+      </w:r>
+    </w:p>
+    <w:p>
+      <w:pPr>
+        <w:pStyle w:val="ListParagraph"/>
+        <w:spacing w:after="40"/>
+        <w:ind w:left="360"/>
+      </w:pPr>
+      <w:r>
+        <w:rPr>
+          <w:sz w:val="21"/>
+          <w:szCs w:val="21"/>
+        </w:rPr>
+        <w:t xml:space="preserve">Every index in the shared protocol reported, including the unfavourable ones.</w:t>
+      </w:r>
+    </w:p>
+    <w:p>
+      <w:pPr>
+        <w:pStyle w:val="ListParagraph"/>
+        <w:spacing w:after="40"/>
+        <w:ind w:left="360"/>
       </w:pPr>
       <w:r>
         <w:rPr>
@@ -849,62 +1593,50 @@
     <w:p>
       <w:pPr>
         <w:pStyle w:val="ListParagraph"/>
-        <w:numPr>
-          <w:ilvl w:val="0"/>
-          <w:numId w:val="2"/>
-        </w:numPr>
-        <w:spacing w:after="70"/>
-      </w:pPr>
-      <w:r>
-        <w:rPr>
-          <w:sz w:val="21"/>
-          <w:szCs w:val="21"/>
-        </w:rPr>
-        <w:t xml:space="preserve">Original source of the method cited.</w:t>
+        <w:spacing w:after="40"/>
+        <w:ind w:left="360"/>
+      </w:pPr>
+      <w:r>
+        <w:rPr>
+          <w:sz w:val="21"/>
+          <w:szCs w:val="21"/>
+        </w:rPr>
+        <w:t xml:space="preserve">Original source of the method cited, in the part where the claim is made.</w:t>
       </w:r>
     </w:p>
     <w:p>
       <w:pPr>
         <w:pStyle w:val="ListParagraph"/>
-        <w:numPr>
-          <w:ilvl w:val="0"/>
-          <w:numId w:val="2"/>
-        </w:numPr>
-        <w:spacing w:after="70"/>
-      </w:pPr>
-      <w:r>
-        <w:rPr>
-          <w:sz w:val="21"/>
-          <w:szCs w:val="21"/>
-        </w:rPr>
-        <w:t xml:space="preserve">Every hyperparameter has a searched range, a selected value, and a stated reason.</w:t>
+        <w:spacing w:after="40"/>
+        <w:ind w:left="360"/>
+      </w:pPr>
+      <w:r>
+        <w:rPr>
+          <w:sz w:val="21"/>
+          <w:szCs w:val="21"/>
+        </w:rPr>
+        <w:t xml:space="preserve">Every source declared in the citation key mapping sheet and referred to by its ref_&lt;n&gt; key.</w:t>
       </w:r>
     </w:p>
     <w:p>
       <w:pPr>
         <w:pStyle w:val="ListParagraph"/>
-        <w:numPr>
-          <w:ilvl w:val="0"/>
-          <w:numId w:val="2"/>
-        </w:numPr>
-        <w:spacing w:after="70"/>
-      </w:pPr>
-      <w:r>
-        <w:rPr>
-          <w:sz w:val="21"/>
-          <w:szCs w:val="21"/>
-        </w:rPr>
-        <w:t xml:space="preserve">All metrics from the Evaluation metrics section reported, including unfavourable ones.</w:t>
+        <w:spacing w:after="40"/>
+        <w:ind w:left="360"/>
+      </w:pPr>
+      <w:r>
+        <w:rPr>
+          <w:sz w:val="21"/>
+          <w:szCs w:val="21"/>
+        </w:rPr>
+        <w:t xml:space="preserve">References part filled in, including sources read but not cited.</w:t>
       </w:r>
     </w:p>
     <w:p>
       <w:pPr>
         <w:pStyle w:val="ListParagraph"/>
-        <w:numPr>
-          <w:ilvl w:val="0"/>
-          <w:numId w:val="2"/>
-        </w:numPr>
-        <w:spacing w:after="70"/>
+        <w:spacing w:after="40"/>
+        <w:ind w:left="360"/>
       </w:pPr>
       <w:r>
         <w:rPr>
@@ -917,11 +1649,8 @@
     <w:p>
       <w:pPr>
         <w:pStyle w:val="ListParagraph"/>
-        <w:numPr>
-          <w:ilvl w:val="0"/>
-          <w:numId w:val="2"/>
-        </w:numPr>
-        <w:spacing w:after="70"/>
+        <w:spacing w:after="40"/>
+        <w:ind w:left="360"/>
       </w:pPr>
       <w:r>
         <w:rPr>
@@ -934,11 +1663,8 @@
     <w:p>
       <w:pPr>
         <w:pStyle w:val="ListParagraph"/>
-        <w:numPr>
-          <w:ilvl w:val="0"/>
-          <w:numId w:val="2"/>
-        </w:numPr>
-        <w:spacing w:after="70"/>
+        <w:spacing w:after="40"/>
+        <w:ind w:left="360"/>
       </w:pPr>
       <w:r>
         <w:rPr>
@@ -946,6 +1672,20 @@
           <w:szCs w:val="21"/>
         </w:rPr>
         <w:t xml:space="preserve">AI assistance declared per Deakin policy if used in drafting.</w:t>
+      </w:r>
+    </w:p>
+    <w:p>
+      <w:pPr>
+        <w:pStyle w:val="ListParagraph"/>
+        <w:spacing w:after="40"/>
+        <w:ind w:left="360"/>
+      </w:pPr>
+      <w:r>
+        <w:rPr>
+          <w:sz w:val="21"/>
+          <w:szCs w:val="21"/>
+        </w:rPr>
+        <w:t xml:space="preserve">Turnitin run; the report shared with the document lead, not committed.</w:t>
       </w:r>
     </w:p>
     <w:p>
@@ -963,7 +1703,7 @@
           <w:sz w:val="19"/>
           <w:szCs w:val="19"/>
         </w:rPr>
-        <w:t xml:space="preserve">This Word template mirrors the LaTeX method template. If the two ever disagree, the LaTeX template in the repository is authoritative.</w:t>
+        <w:t xml:space="preserve">This Word template mirrors the LaTeX template of the same name. If the two ever disagree, the LaTeX template in the repository is authoritative.</w:t>
       </w:r>
     </w:p>
     <w:sectPr>
